--- a/Presentación_Project_Global.docx
+++ b/Presentación_Project_Global.docx
@@ -105,7 +105,7 @@
         <w:jc w:val="both"/>
       </w:pPr>
       <w:r>
-        <w:t>Global_Project_vf</w:t>
+        <w:t>TF_Juan_Carlos_Davila_02.05.2026</w:t>
       </w:r>
       <w:r>
         <w:t>.pdf</w:t>
@@ -207,19 +207,7 @@
           <w:rPr>
             <w:rStyle w:val="Hipervnculo"/>
           </w:rPr>
-          <w:t>https://github.co</w:t>
-        </w:r>
-        <w:r>
-          <w:rPr>
-            <w:rStyle w:val="Hipervnculo"/>
-          </w:rPr>
-          <w:t>m</w:t>
-        </w:r>
-        <w:r>
-          <w:rPr>
-            <w:rStyle w:val="Hipervnculo"/>
-          </w:rPr>
-          <w:t>/jcdavilaterreros/Proyecto_Curso_Agente_Solicitud_de_Credito_Whatsapp.git</w:t>
+          <w:t>https://github.com/jcdavilaterreros/Proyecto_Curso_Agente_Solicitud_de_Credito_Whatsapp.git</w:t>
         </w:r>
       </w:hyperlink>
     </w:p>
@@ -249,15 +237,7 @@
         <w:t>WhatsApp</w:t>
       </w:r>
       <w:r>
-        <w:t xml:space="preserve"> al </w:t>
-      </w:r>
-      <w:proofErr w:type="spellStart"/>
-      <w:r>
-        <w:t>sgte.</w:t>
-      </w:r>
-      <w:proofErr w:type="spellEnd"/>
-      <w:r>
-        <w:t xml:space="preserve"> número de celular: +</w:t>
+        <w:t xml:space="preserve"> al sgte. número de celular: +</w:t>
       </w:r>
       <w:r>
         <w:rPr>
@@ -291,7 +271,6 @@
       </w:r>
     </w:p>
     <w:p>
-      <w:proofErr w:type="spellStart"/>
       <w:r>
         <w:rPr>
           <w:b/>
@@ -299,7 +278,6 @@
         </w:rPr>
         <w:t>jdavila</w:t>
       </w:r>
-      <w:proofErr w:type="spellEnd"/>
     </w:p>
     <w:p/>
     <w:sectPr>
@@ -1036,6 +1014,7 @@
   <w:style w:type="character" w:default="1" w:styleId="Fuentedeprrafopredeter">
     <w:name w:val="Default Paragraph Font"/>
     <w:uiPriority w:val="1"/>
+    <w:semiHidden/>
     <w:unhideWhenUsed/>
   </w:style>
   <w:style w:type="table" w:default="1" w:styleId="Tablanormal">
